--- a/3_Планування інноваційної діяльності/3_Модуль 2_Практичне заняття 3_уточнити формат.docx
+++ b/3_Планування інноваційної діяльності/3_Модуль 2_Практичне заняття 3_уточнити формат.docx
@@ -125,6 +125,82 @@
       </w:pPr>
     </w:p>
     <w:p/>
+    <w:p/>
+    <w:p>
+      <w:r>
+        <w:rPr>
+          <w:b/>
+          <w:sz w:val="26"/>
+        </w:rPr>
+        <w:t>Хід практичного заняття</w:t>
+      </w:r>
+    </w:p>
+    <w:p>
+      <w:r>
+        <w:t>Заняття присвячене тому, з яких джерел фінансується інноваційна діяльність і як це враховується в інноваційно-інвестиційному плануванні. Як зазначає лекція модуля 2, забезпечення фінансами є ключовим елементом інноваційної політики, причому форми й методи залучення ресурсів постійно змінюються разом із господарською практикою, а поява нових джерел фінансування здатна докорінно змінювати інноваційні можливості підприємства.</w:t>
+      </w:r>
+    </w:p>
+    <w:p>
+      <w:r>
+        <w:rPr>
+          <w:b/>
+          <w:sz w:val="26"/>
+        </w:rPr>
+        <w:t>Джерела фінансування інновацій</w:t>
+      </w:r>
+    </w:p>
+    <w:p>
+      <w:r>
+        <w:t>Світова практика, на яку спирається лекція, виділяє кілька основних джерел: власні кошти промислових фірм і закладів освіти, бюджетні асигнування, кредитні ресурси, приватні заощадження населення та іноземний капітал. Державна статистика обліковує їх за напрямами — кошти бюджету, власні кошти, кошти позабюджетних фондів та іноземних джерел. Розвиток ринкових відносин додає нові форми, що формуються із залученням капіталу в усіх його видах — оборотного, статутного, акціонерного й венчурного.</w:t>
+      </w:r>
+    </w:p>
+    <w:p>
+      <w:r>
+        <w:t>Усю сукупність джерел зручно поділити на дві групи. Перша — бюджетне фінансування: виділяючи кошти, держава впливає на пріоритети науково-технічного розвитку; за нормою, асигнування на цивільні дослідження мають становити не менше 3% видаткової частини річного бюджету, а самі кошти дедалі частіше виділяють не «базово», а під конкретні проєкти за етапами з наростаючим підсумком — якщо проміжні результати незадовільні, фінансування припиняється. Друга група — позабюджетне фінансування, де провідну роль відіграють власні кошти підприємств.</w:t>
+      </w:r>
+    </w:p>
+    <w:p>
+      <w:r>
+        <w:rPr>
+          <w:b/>
+          <w:sz w:val="26"/>
+        </w:rPr>
+        <w:t>Власні кошти як основа фінансової бази</w:t>
+      </w:r>
+    </w:p>
+    <w:p>
+      <w:r>
+        <w:t>У розвинутих країнах власні кошти підприємницького сектора посідають провідне місце і постійно зростають — адже саме товаровиробники найбільше зацікавлені в завершених розробках, на основі яких розгортають випуск нової продукції. Джерелами тут є прибуток, накопичений амортизаційний фонд і статутний капітал. За їх рахунок фінансують три напрями: роботи на підтримку конкурентоспроможності й удосконалення наявного виробництва; пошук нових прибуткових сфер застосування капіталу (нова продукція й технології); фундаментальні дослідження загального характеру. Перші два напрями, орієнтовані на близький прибуток, фінансуються найповніше (60–95%), тоді як базисні дослідження ведуть здебільшого лише великі фірми.</w:t>
+      </w:r>
+    </w:p>
+    <w:p>
+      <w:r>
+        <w:rPr>
+          <w:b/>
+          <w:sz w:val="26"/>
+        </w:rPr>
+        <w:t>Оцінка ефективності витрат на дослідження</w:t>
+      </w:r>
+    </w:p>
+    <w:p>
+      <w:r>
+        <w:t>Оскільки в ринкових умовах НДДКР є частиною підприємницької стратегії, питання комерційної вигідності досліджень стоїть у центрі уваги. Лекція наводить чотири методи оцінки ефективності досліджень і розробок: метод співвідношення (порівняння дослідницьких витрат з основними показниками діяльності фірми), метод «руху коштів» (контроль витрат і надходжень у координатах «час – кошти»), метод «кінцевої оцінки проекту» (ретельний аналіз результатів після завершення робіт) і метод «оголошених дослідницьких доходів». Жоден з них не є ідеальним, тому на практиці їх комбінують, враховуючи фактор часу й елемент невизначеності, властивий науковому пошуку.</w:t>
+      </w:r>
+    </w:p>
+    <w:p>
+      <w:r>
+        <w:rPr>
+          <w:b/>
+          <w:sz w:val="26"/>
+        </w:rPr>
+        <w:t>Інноваційно-інвестиційне планування</w:t>
+      </w:r>
+    </w:p>
+    <w:p>
+      <w:r>
+        <w:t>Висновок, який я роблю для себе: фінансова база і планування нерозривні. Перш ніж планувати інноваційний проєкт, потрібно усвідомлено й адресно оцінити кожне доступне джерело — за критеріями ефективності, адаптивності й здатності залучати позабюджетні ресурси. Планування фінансування має враховувати фазу інноваційного процесу (на ранніх стадіях частка витрат на дослідження щодо обсягу продажів вища, а з утвердженням виробництва — знижується), допустиму частку витрат на дослідження (зазвичай 3–5% обсягу продажів) та очікувану віддачу. Саме збалансоване поєднання власних, бюджетних і залучених коштів із реалістичним планом їх використання й формує надійну фінансову основу інноваційної діяльності підприємства.</w:t>
+      </w:r>
+    </w:p>
     <w:sectPr>
       <w:pgSz w:w="11906" w:h="16838"/>
       <w:pgMar w:top="1440" w:right="1440" w:bottom="1440" w:left="1440" w:header="708" w:footer="708" w:gutter="0"/>
